--- a/docs/BYYEAR/Расстреляны_1931.docx
+++ b/docs/BYYEAR/Расстреляны_1931.docx
@@ -333,9 +333,19 @@
                 <w:rFonts w:ascii="Arial" w:hAnsi="Arial" w:cs="Arial"/>
                 <w:sz w:val="16"/>
                 <w:szCs w:val="16"/>
-                <w:lang w:val="ru-RU"/>
-              </w:rPr>
-              <w:t>Национальность известна у 22 женщин из них: русская – 14; татарка – 2; белоруска – 2; еврейка – 1; полька – 1; хакаска – 1; коми – 1; Национальность неизвестна у 2</w:t>
+                <w:u w:val="single"/>
+                <w:lang w:val="ru-RU"/>
+              </w:rPr>
+              <w:t>Национальность известна у 22 женщин из них</w:t>
+            </w:r>
+            <w:r>
+              <w:rPr>
+                <w:rFonts w:ascii="Arial" w:hAnsi="Arial" w:cs="Arial"/>
+                <w:sz w:val="16"/>
+                <w:szCs w:val="16"/>
+                <w:lang w:val="ru-RU"/>
+              </w:rPr>
+              <w:t>: русская – 14; татарка – 2; белоруска – 2; еврейка – 1; полька – 1; хакаска – 1; коми – 1; Национальность неизвестна у 2</w:t>
             </w:r>
             <w:r>
               <w:rPr>
@@ -454,9 +464,19 @@
                 <w:rFonts w:ascii="Arial" w:hAnsi="Arial" w:cs="Arial"/>
                 <w:sz w:val="16"/>
                 <w:szCs w:val="16"/>
-                <w:lang w:val="ru-RU"/>
-              </w:rPr>
-              <w:t xml:space="preserve">Партийность: Беспартийные – 11 (22%), </w:t>
+                <w:u w:val="single"/>
+                <w:lang w:val="ru-RU"/>
+              </w:rPr>
+              <w:t>Партийность</w:t>
+            </w:r>
+            <w:r>
+              <w:rPr>
+                <w:rFonts w:ascii="Arial" w:hAnsi="Arial" w:cs="Arial"/>
+                <w:sz w:val="16"/>
+                <w:szCs w:val="16"/>
+                <w:lang w:val="ru-RU"/>
+              </w:rPr>
+              <w:t xml:space="preserve">: Беспартийные – 11 (22%), </w:t>
             </w:r>
           </w:p>
           <w:p>
@@ -475,9 +495,19 @@
                 <w:rFonts w:ascii="Arial" w:hAnsi="Arial" w:cs="Arial"/>
                 <w:sz w:val="16"/>
                 <w:szCs w:val="16"/>
-                <w:lang w:val="ru-RU"/>
-              </w:rPr>
-              <w:t>Образование: среднее – 10, малограмотная – 4; начальное – 3; неграмотная – 2; низшее – 2, высшее -1</w:t>
+                <w:u w:val="single"/>
+                <w:lang w:val="ru-RU"/>
+              </w:rPr>
+              <w:t>Образование</w:t>
+            </w:r>
+            <w:r>
+              <w:rPr>
+                <w:rFonts w:ascii="Arial" w:hAnsi="Arial" w:cs="Arial"/>
+                <w:sz w:val="16"/>
+                <w:szCs w:val="16"/>
+                <w:lang w:val="ru-RU"/>
+              </w:rPr>
+              <w:t>: среднее – 10, малограмотная – 4; начальное – 3; неграмотная – 2; низшее – 2, высшее -1</w:t>
             </w:r>
           </w:p>
           <w:p>
@@ -494,9 +524,19 @@
                 <w:rFonts w:ascii="Arial" w:hAnsi="Arial" w:cs="Arial"/>
                 <w:sz w:val="16"/>
                 <w:szCs w:val="16"/>
-                <w:lang w:val="ru-RU"/>
-              </w:rPr>
-              <w:t>Социальная страта/Профессия: крестьянка – 13</w:t>
+                <w:u w:val="single"/>
+                <w:lang w:val="ru-RU"/>
+              </w:rPr>
+              <w:t>Социальная страта/Профессия</w:t>
+            </w:r>
+            <w:r>
+              <w:rPr>
+                <w:rFonts w:ascii="Arial" w:hAnsi="Arial" w:cs="Arial"/>
+                <w:sz w:val="16"/>
+                <w:szCs w:val="16"/>
+                <w:lang w:val="ru-RU"/>
+              </w:rPr>
+              <w:t>: крестьянка – 13</w:t>
             </w:r>
             <w:r>
               <w:rPr>
@@ -643,7 +683,25 @@
                 <w:szCs w:val="16"/>
                 <w:lang w:val="ru-RU"/>
               </w:rPr>
-              <w:t>38 (80%) – реабилитированы.</w:t>
+              <w:t>38 (</w:t>
+            </w:r>
+            <w:r>
+              <w:rPr>
+                <w:rFonts w:ascii="Arial" w:hAnsi="Arial" w:cs="Arial"/>
+                <w:sz w:val="16"/>
+                <w:szCs w:val="16"/>
+                <w:lang w:val="ru-RU"/>
+              </w:rPr>
+              <w:t>78</w:t>
+            </w:r>
+            <w:r>
+              <w:rPr>
+                <w:rFonts w:ascii="Arial" w:hAnsi="Arial" w:cs="Arial"/>
+                <w:sz w:val="16"/>
+                <w:szCs w:val="16"/>
+                <w:lang w:val="ru-RU"/>
+              </w:rPr>
+              <w:t>%) – реабилитированы.</w:t>
             </w:r>
           </w:p>
           <w:p>
@@ -660,9 +718,19 @@
                 <w:rFonts w:ascii="Arial" w:hAnsi="Arial" w:cs="Arial"/>
                 <w:sz w:val="16"/>
                 <w:szCs w:val="16"/>
-                <w:lang w:val="ru-RU"/>
-              </w:rPr>
-              <w:t>Репрессированные родственники: 2 расстрелянные женщины были сестрами; 2 – расстреляны одновременно с братьями, 2 – расстреляны одновременно</w:t>
+                <w:u w:val="single"/>
+                <w:lang w:val="ru-RU"/>
+              </w:rPr>
+              <w:t>Репрессированные родственники</w:t>
+            </w:r>
+            <w:r>
+              <w:rPr>
+                <w:rFonts w:ascii="Arial" w:hAnsi="Arial" w:cs="Arial"/>
+                <w:sz w:val="16"/>
+                <w:szCs w:val="16"/>
+                <w:lang w:val="ru-RU"/>
+              </w:rPr>
+              <w:t>: 2 расстрелянные женщины были сестрами; 2 – расстреляны одновременно с братьями, 2 – расстреляны одновременно</w:t>
             </w:r>
             <w:r>
               <w:rPr>
@@ -897,7 +965,6 @@
         <w:tc>
           <w:tcPr>
             <w:tcW w:w="10980" w:type="dxa"/>
-            <w:shd w:val="clear" w:color="auto" w:fill="auto"/>
             <w:vAlign w:val="center"/>
           </w:tcPr>
           <w:p>
@@ -1235,7 +1302,6 @@
         <w:tc>
           <w:tcPr>
             <w:tcW w:w="10980" w:type="dxa"/>
-            <w:shd w:val="clear" w:color="auto" w:fill="auto"/>
             <w:vAlign w:val="center"/>
           </w:tcPr>
           <w:p>
@@ -1545,7 +1611,6 @@
         <w:tc>
           <w:tcPr>
             <w:tcW w:w="10980" w:type="dxa"/>
-            <w:shd w:val="clear" w:color="auto" w:fill="auto"/>
             <w:vAlign w:val="center"/>
           </w:tcPr>
           <w:p>
@@ -1883,7 +1948,6 @@
         <w:tc>
           <w:tcPr>
             <w:tcW w:w="10980" w:type="dxa"/>
-            <w:shd w:val="clear" w:color="auto" w:fill="auto"/>
             <w:vAlign w:val="center"/>
           </w:tcPr>
           <w:p>
@@ -2133,7 +2197,6 @@
         <w:tc>
           <w:tcPr>
             <w:tcW w:w="10980" w:type="dxa"/>
-            <w:shd w:val="clear" w:color="auto" w:fill="auto"/>
             <w:vAlign w:val="center"/>
           </w:tcPr>
           <w:p>
@@ -2359,7 +2422,6 @@
         <w:tc>
           <w:tcPr>
             <w:tcW w:w="10980" w:type="dxa"/>
-            <w:shd w:val="clear" w:color="auto" w:fill="auto"/>
             <w:vAlign w:val="center"/>
           </w:tcPr>
           <w:p>
@@ -2721,7 +2783,6 @@
         <w:tc>
           <w:tcPr>
             <w:tcW w:w="10980" w:type="dxa"/>
-            <w:shd w:val="clear" w:color="auto" w:fill="auto"/>
             <w:vAlign w:val="center"/>
           </w:tcPr>
           <w:p>
@@ -3000,7 +3061,6 @@
         <w:tc>
           <w:tcPr>
             <w:tcW w:w="10980" w:type="dxa"/>
-            <w:shd w:val="clear" w:color="auto" w:fill="auto"/>
             <w:vAlign w:val="center"/>
           </w:tcPr>
           <w:p>
@@ -3311,7 +3371,6 @@
         <w:tc>
           <w:tcPr>
             <w:tcW w:w="10980" w:type="dxa"/>
-            <w:shd w:val="clear" w:color="auto" w:fill="auto"/>
             <w:vAlign w:val="center"/>
           </w:tcPr>
           <w:p>
@@ -3580,7 +3639,6 @@
         <w:tc>
           <w:tcPr>
             <w:tcW w:w="10980" w:type="dxa"/>
-            <w:shd w:val="clear" w:color="auto" w:fill="auto"/>
             <w:vAlign w:val="center"/>
           </w:tcPr>
           <w:p>
@@ -3807,7 +3865,6 @@
         <w:tc>
           <w:tcPr>
             <w:tcW w:w="10980" w:type="dxa"/>
-            <w:shd w:val="clear" w:color="auto" w:fill="auto"/>
             <w:vAlign w:val="center"/>
           </w:tcPr>
           <w:p>
@@ -4124,7 +4181,6 @@
         <w:tc>
           <w:tcPr>
             <w:tcW w:w="10980" w:type="dxa"/>
-            <w:shd w:val="clear" w:color="auto" w:fill="auto"/>
             <w:vAlign w:val="center"/>
           </w:tcPr>
           <w:p>
@@ -4438,7 +4494,6 @@
         <w:tc>
           <w:tcPr>
             <w:tcW w:w="10980" w:type="dxa"/>
-            <w:shd w:val="clear" w:color="auto" w:fill="auto"/>
             <w:vAlign w:val="center"/>
           </w:tcPr>
           <w:p>
@@ -4837,7 +4892,6 @@
         <w:tc>
           <w:tcPr>
             <w:tcW w:w="10980" w:type="dxa"/>
-            <w:shd w:val="clear" w:color="auto" w:fill="auto"/>
             <w:vAlign w:val="center"/>
           </w:tcPr>
           <w:p>
@@ -5023,7 +5077,6 @@
         <w:tc>
           <w:tcPr>
             <w:tcW w:w="10980" w:type="dxa"/>
-            <w:shd w:val="clear" w:color="auto" w:fill="auto"/>
             <w:vAlign w:val="center"/>
           </w:tcPr>
           <w:p>
@@ -5325,7 +5378,6 @@
         <w:tc>
           <w:tcPr>
             <w:tcW w:w="10980" w:type="dxa"/>
-            <w:shd w:val="clear" w:color="auto" w:fill="auto"/>
             <w:vAlign w:val="center"/>
           </w:tcPr>
           <w:p>
@@ -5665,7 +5717,6 @@
         <w:tc>
           <w:tcPr>
             <w:tcW w:w="10980" w:type="dxa"/>
-            <w:shd w:val="clear" w:color="auto" w:fill="auto"/>
             <w:vAlign w:val="center"/>
           </w:tcPr>
           <w:p>
@@ -5867,7 +5918,6 @@
         <w:tc>
           <w:tcPr>
             <w:tcW w:w="10980" w:type="dxa"/>
-            <w:shd w:val="clear" w:color="auto" w:fill="auto"/>
             <w:vAlign w:val="center"/>
           </w:tcPr>
           <w:p>
@@ -6177,7 +6227,6 @@
         <w:tc>
           <w:tcPr>
             <w:tcW w:w="10980" w:type="dxa"/>
-            <w:shd w:val="clear" w:color="auto" w:fill="auto"/>
             <w:vAlign w:val="center"/>
           </w:tcPr>
           <w:p>
@@ -6518,7 +6567,6 @@
         <w:tc>
           <w:tcPr>
             <w:tcW w:w="10980" w:type="dxa"/>
-            <w:shd w:val="clear" w:color="auto" w:fill="auto"/>
             <w:vAlign w:val="center"/>
           </w:tcPr>
           <w:p>
@@ -6764,7 +6812,6 @@
         <w:tc>
           <w:tcPr>
             <w:tcW w:w="10980" w:type="dxa"/>
-            <w:shd w:val="clear" w:color="auto" w:fill="auto"/>
             <w:vAlign w:val="center"/>
           </w:tcPr>
           <w:p>
@@ -7102,7 +7149,6 @@
         <w:tc>
           <w:tcPr>
             <w:tcW w:w="10980" w:type="dxa"/>
-            <w:shd w:val="clear" w:color="auto" w:fill="auto"/>
             <w:vAlign w:val="center"/>
           </w:tcPr>
           <w:p>
@@ -7382,7 +7428,6 @@
         <w:tc>
           <w:tcPr>
             <w:tcW w:w="10980" w:type="dxa"/>
-            <w:shd w:val="clear" w:color="auto" w:fill="auto"/>
             <w:vAlign w:val="center"/>
           </w:tcPr>
           <w:p>
@@ -7697,7 +7742,6 @@
         <w:tc>
           <w:tcPr>
             <w:tcW w:w="10980" w:type="dxa"/>
-            <w:shd w:val="clear" w:color="auto" w:fill="auto"/>
             <w:vAlign w:val="center"/>
           </w:tcPr>
           <w:p>
@@ -7943,7 +7987,6 @@
         <w:tc>
           <w:tcPr>
             <w:tcW w:w="10980" w:type="dxa"/>
-            <w:shd w:val="clear" w:color="auto" w:fill="auto"/>
             <w:vAlign w:val="center"/>
           </w:tcPr>
           <w:p>
@@ -8221,7 +8264,6 @@
         <w:tc>
           <w:tcPr>
             <w:tcW w:w="10980" w:type="dxa"/>
-            <w:shd w:val="clear" w:color="auto" w:fill="auto"/>
             <w:vAlign w:val="center"/>
           </w:tcPr>
           <w:p>
@@ -8551,7 +8593,6 @@
         <w:tc>
           <w:tcPr>
             <w:tcW w:w="10980" w:type="dxa"/>
-            <w:shd w:val="clear" w:color="auto" w:fill="auto"/>
             <w:vAlign w:val="center"/>
           </w:tcPr>
           <w:p>
@@ -9010,7 +9051,6 @@
         <w:tc>
           <w:tcPr>
             <w:tcW w:w="10980" w:type="dxa"/>
-            <w:shd w:val="clear" w:color="auto" w:fill="auto"/>
             <w:vAlign w:val="center"/>
           </w:tcPr>
           <w:p>
@@ -9209,7 +9249,6 @@
         <w:tc>
           <w:tcPr>
             <w:tcW w:w="10980" w:type="dxa"/>
-            <w:shd w:val="clear" w:color="auto" w:fill="auto"/>
             <w:vAlign w:val="center"/>
           </w:tcPr>
           <w:p>
@@ -9426,7 +9465,6 @@
         <w:tc>
           <w:tcPr>
             <w:tcW w:w="10980" w:type="dxa"/>
-            <w:shd w:val="clear" w:color="auto" w:fill="auto"/>
             <w:vAlign w:val="center"/>
           </w:tcPr>
           <w:p>
@@ -9821,7 +9859,6 @@
         <w:tc>
           <w:tcPr>
             <w:tcW w:w="10980" w:type="dxa"/>
-            <w:shd w:val="clear" w:color="auto" w:fill="auto"/>
             <w:vAlign w:val="center"/>
           </w:tcPr>
           <w:p>
@@ -10209,7 +10246,6 @@
         <w:tc>
           <w:tcPr>
             <w:tcW w:w="10980" w:type="dxa"/>
-            <w:shd w:val="clear" w:color="auto" w:fill="auto"/>
             <w:vAlign w:val="center"/>
           </w:tcPr>
           <w:p>
@@ -10630,7 +10666,6 @@
         <w:tc>
           <w:tcPr>
             <w:tcW w:w="10980" w:type="dxa"/>
-            <w:shd w:val="clear" w:color="auto" w:fill="auto"/>
             <w:vAlign w:val="center"/>
           </w:tcPr>
           <w:p>
@@ -10856,7 +10891,6 @@
         <w:tc>
           <w:tcPr>
             <w:tcW w:w="10980" w:type="dxa"/>
-            <w:shd w:val="clear" w:color="auto" w:fill="auto"/>
             <w:vAlign w:val="center"/>
           </w:tcPr>
           <w:p>
@@ -11210,7 +11244,6 @@
         <w:tc>
           <w:tcPr>
             <w:tcW w:w="10980" w:type="dxa"/>
-            <w:shd w:val="clear" w:color="auto" w:fill="auto"/>
             <w:vAlign w:val="center"/>
           </w:tcPr>
           <w:p>
@@ -11663,7 +11696,6 @@
         <w:tc>
           <w:tcPr>
             <w:tcW w:w="10980" w:type="dxa"/>
-            <w:shd w:val="clear" w:color="auto" w:fill="auto"/>
             <w:vAlign w:val="center"/>
           </w:tcPr>
           <w:p>
@@ -12032,7 +12064,6 @@
         <w:tc>
           <w:tcPr>
             <w:tcW w:w="10980" w:type="dxa"/>
-            <w:shd w:val="clear" w:color="auto" w:fill="auto"/>
             <w:vAlign w:val="center"/>
           </w:tcPr>
           <w:p>
@@ -12293,7 +12324,6 @@
         <w:tc>
           <w:tcPr>
             <w:tcW w:w="10980" w:type="dxa"/>
-            <w:shd w:val="clear" w:color="auto" w:fill="auto"/>
             <w:vAlign w:val="center"/>
           </w:tcPr>
           <w:p>
@@ -12634,7 +12664,6 @@
         <w:tc>
           <w:tcPr>
             <w:tcW w:w="10980" w:type="dxa"/>
-            <w:shd w:val="clear" w:color="auto" w:fill="auto"/>
             <w:vAlign w:val="center"/>
           </w:tcPr>
           <w:p>
@@ -12854,7 +12883,6 @@
         <w:tc>
           <w:tcPr>
             <w:tcW w:w="10980" w:type="dxa"/>
-            <w:shd w:val="clear" w:color="auto" w:fill="auto"/>
             <w:vAlign w:val="center"/>
           </w:tcPr>
           <w:p>
@@ -13176,7 +13204,6 @@
         <w:tc>
           <w:tcPr>
             <w:tcW w:w="10980" w:type="dxa"/>
-            <w:shd w:val="clear" w:color="auto" w:fill="auto"/>
             <w:vAlign w:val="center"/>
           </w:tcPr>
           <w:p>
@@ -13399,7 +13426,6 @@
         <w:tc>
           <w:tcPr>
             <w:tcW w:w="10980" w:type="dxa"/>
-            <w:shd w:val="clear" w:color="auto" w:fill="auto"/>
             <w:vAlign w:val="center"/>
           </w:tcPr>
           <w:p>
@@ -13710,7 +13736,6 @@
         <w:tc>
           <w:tcPr>
             <w:tcW w:w="10980" w:type="dxa"/>
-            <w:shd w:val="clear" w:color="auto" w:fill="auto"/>
             <w:vAlign w:val="center"/>
           </w:tcPr>
           <w:p>
@@ -14013,7 +14038,6 @@
         <w:tc>
           <w:tcPr>
             <w:tcW w:w="10980" w:type="dxa"/>
-            <w:shd w:val="clear" w:color="auto" w:fill="auto"/>
             <w:vAlign w:val="center"/>
           </w:tcPr>
           <w:p>
@@ -14441,7 +14465,6 @@
         <w:tc>
           <w:tcPr>
             <w:tcW w:w="10980" w:type="dxa"/>
-            <w:shd w:val="clear" w:color="auto" w:fill="auto"/>
             <w:vAlign w:val="center"/>
           </w:tcPr>
           <w:p>
@@ -14674,7 +14697,6 @@
         <w:tc>
           <w:tcPr>
             <w:tcW w:w="10980" w:type="dxa"/>
-            <w:shd w:val="clear" w:color="auto" w:fill="auto"/>
             <w:vAlign w:val="center"/>
           </w:tcPr>
           <w:p>
@@ -14902,7 +14924,6 @@
         <w:tc>
           <w:tcPr>
             <w:tcW w:w="10980" w:type="dxa"/>
-            <w:shd w:val="clear" w:color="auto" w:fill="auto"/>
             <w:vAlign w:val="center"/>
           </w:tcPr>
           <w:p>
@@ -15099,7 +15120,6 @@
         <w:tc>
           <w:tcPr>
             <w:tcW w:w="10980" w:type="dxa"/>
-            <w:shd w:val="clear" w:color="auto" w:fill="auto"/>
             <w:vAlign w:val="center"/>
           </w:tcPr>
           <w:p>
@@ -15323,7 +15343,6 @@
         <w:tc>
           <w:tcPr>
             <w:tcW w:w="10980" w:type="dxa"/>
-            <w:shd w:val="clear" w:color="auto" w:fill="auto"/>
             <w:vAlign w:val="center"/>
           </w:tcPr>
           <w:p>
